--- a/Weekly Logs/Dave/Week 7.docx
+++ b/Weekly Logs/Dave/Week 7.docx
@@ -313,7 +313,7 @@
                   </wp:anchor>
                 </w:drawing>
               </mc:Choice>
-              <mc:Fallback xmlns:w16cei="http://schemas.microsoft.com/office/word/2026/wordml/cei">
+              <mc:Fallback>
                 <w:pict>
                   <v:group w14:anchorId="34D1E2E2" id="Group 126" o:spid="_x0000_s1026" style="position:absolute;margin-left:0;margin-top:0;width:540pt;height:556.55pt;z-index:-251657216;mso-width-percent:1154;mso-height-percent:670;mso-top-percent:45;mso-position-horizontal:center;mso-position-horizontal-relative:margin;mso-position-vertical-relative:page;mso-width-percent:1154;mso-height-percent:670;mso-top-percent:45;mso-width-relative:margin" coordsize="55613,54044" o:gfxdata="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">
                     <o:lock v:ext="edit" aspectratio="t"/>
@@ -443,7 +443,7 @@
                   </wp:anchor>
                 </w:drawing>
               </mc:Choice>
-              <mc:Fallback xmlns:w16cei="http://schemas.microsoft.com/office/word/2026/wordml/cei">
+              <mc:Fallback>
                 <w:pict>
                   <v:shapetype w14:anchorId="7217FD54" id="_x0000_t202" coordsize="21600,21600" o:spt="202" path="m,l,21600r21600,l21600,xe">
                     <v:stroke joinstyle="miter"/>
@@ -576,7 +576,7 @@
                                         <w:sz w:val="28"/>
                                         <w:szCs w:val="28"/>
                                       </w:rPr>
-                                      <w:t>?</w:t>
+                                      <w:t>7</w:t>
                                     </w:r>
                                   </w:p>
                                 </w:sdtContent>
@@ -639,7 +639,7 @@
                   </wp:anchor>
                 </w:drawing>
               </mc:Choice>
-              <mc:Fallback xmlns:w16cei="http://schemas.microsoft.com/office/word/2026/wordml/cei">
+              <mc:Fallback>
                 <w:pict>
                   <v:shape w14:anchorId="4A6B2937" id="Text Box 129" o:spid="_x0000_s1030" type="#_x0000_t202" style="position:absolute;margin-left:0;margin-top:0;width:453pt;height:38.15pt;z-index:251661312;visibility:visible;mso-wrap-style:square;mso-width-percent:1154;mso-height-percent:0;mso-top-percent:790;mso-wrap-distance-left:9pt;mso-wrap-distance-top:0;mso-wrap-distance-right:9pt;mso-wrap-distance-bottom:0;mso-position-horizontal:center;mso-position-horizontal-relative:page;mso-position-vertical-relative:page;mso-width-percent:1154;mso-height-percent:0;mso-top-percent:790;mso-width-relative:margin;mso-height-relative:margin;v-text-anchor:top" o:gfxdata="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" filled="f" stroked="f" strokeweight=".5pt">
                     <v:textbox style="mso-fit-shape-to-text:t" inset="1in,0,86.4pt,0">
@@ -658,7 +658,6 @@
                             <w:dataBinding w:prefixMappings="xmlns:ns0='http://purl.org/dc/elements/1.1/' xmlns:ns1='http://schemas.openxmlformats.org/package/2006/metadata/core-properties' " w:xpath="/ns1:coreProperties[1]/ns0:subject[1]" w:storeItemID="{6C3C8BC8-F283-45AE-878A-BAB7291924A1}"/>
                             <w:text/>
                           </w:sdtPr>
-                          <w:sdtEndPr/>
                           <w:sdtContent>
                             <w:p>
                               <w:pPr>
@@ -671,7 +670,6 @@
                                   <w:szCs w:val="28"/>
                                 </w:rPr>
                               </w:pPr>
-                              <w:proofErr w:type="gramStart"/>
                               <w:r>
                                 <w:rPr>
                                   <w:caps/>
@@ -688,9 +686,8 @@
                                   <w:sz w:val="28"/>
                                   <w:szCs w:val="28"/>
                                 </w:rPr>
-                                <w:t>?</w:t>
+                                <w:t>7</w:t>
                               </w:r>
-                              <w:proofErr w:type="gramEnd"/>
                             </w:p>
                           </w:sdtContent>
                         </w:sdt>
@@ -708,7 +705,6 @@
                             <w:dataBinding w:prefixMappings="xmlns:ns0='http://purl.org/dc/elements/1.1/' xmlns:ns1='http://schemas.openxmlformats.org/package/2006/metadata/core-properties' " w:xpath="/ns1:coreProperties[1]/ns0:creator[1]" w:storeItemID="{6C3C8BC8-F283-45AE-878A-BAB7291924A1}"/>
                             <w:text/>
                           </w:sdtPr>
-                          <w:sdtEndPr/>
                           <w:sdtContent>
                             <w:p>
                               <w:pPr>
@@ -868,7 +864,7 @@
                   </wp:anchor>
                 </w:drawing>
               </mc:Choice>
-              <mc:Fallback xmlns:w16cei="http://schemas.microsoft.com/office/word/2026/wordml/cei">
+              <mc:Fallback>
                 <w:pict>
                   <v:rect w14:anchorId="363A6F5E" id="Rectangle 130" o:spid="_x0000_s1031" style="position:absolute;margin-left:-4.4pt;margin-top:0;width:46.8pt;height:77.75pt;z-index:251660288;visibility:visible;mso-wrap-style:square;mso-width-percent:76;mso-height-percent:98;mso-top-percent:23;mso-wrap-distance-left:9pt;mso-wrap-distance-top:0;mso-wrap-distance-right:9pt;mso-wrap-distance-bottom:0;mso-position-horizontal:right;mso-position-horizontal-relative:margin;mso-position-vertical-relative:page;mso-width-percent:76;mso-height-percent:98;mso-top-percent:23;mso-width-relative:page;mso-height-relative:page;v-text-anchor:bottom" o:gfxdata="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" fillcolor="#156082 [3204]" stroked="f" strokeweight="1.5pt">
                     <o:lock v:ext="edit" aspectratio="t"/>
@@ -892,7 +888,6 @@
                               <w:calendar w:val="gregorian"/>
                             </w:date>
                           </w:sdtPr>
-                          <w:sdtEndPr/>
                           <w:sdtContent>
                             <w:p>
                               <w:pPr>
@@ -1208,7 +1203,14 @@
           <w:tcPr>
             <w:tcW w:w="5063" w:type="dxa"/>
           </w:tcPr>
-          <w:p/>
+          <w:p>
+            <w:r>
+              <w:t>2</w:t>
+            </w:r>
+            <w:r>
+              <w:t>h 15m</w:t>
+            </w:r>
+          </w:p>
         </w:tc>
       </w:tr>
       <w:tr>
@@ -1382,7 +1384,7 @@
           </w:tcPr>
           <w:p>
             <w:r>
-              <w:t>30m</w:t>
+              <w:t>3</w:t>
             </w:r>
           </w:p>
         </w:tc>
@@ -1468,7 +1470,11 @@
           <w:tcPr>
             <w:tcW w:w="5063" w:type="dxa"/>
           </w:tcPr>
-          <w:p/>
+          <w:p>
+            <w:r>
+              <w:t>6h15</w:t>
+            </w:r>
+          </w:p>
         </w:tc>
       </w:tr>
       <w:tr>
@@ -1541,6 +1547,49 @@
           <w:lang w:val="en-NZ"/>
         </w:rPr>
         <w:t xml:space="preserve"> </w:t>
+      </w:r>
+    </w:p>
+    <w:p>
+      <w:pPr>
+        <w:rPr>
+          <w:lang w:val="en-NZ"/>
+        </w:rPr>
+      </w:pPr>
+      <w:r>
+        <w:rPr>
+          <w:lang w:val="en-NZ"/>
+        </w:rPr>
+        <w:t xml:space="preserve">Monday </w:t>
+      </w:r>
+      <w:r>
+        <w:rPr>
+          <w:lang w:val="en-NZ"/>
+        </w:rPr>
+        <w:t>11-</w:t>
+      </w:r>
+      <w:r>
+        <w:rPr>
+          <w:lang w:val="en-NZ"/>
+        </w:rPr>
+        <w:t>1:15pm</w:t>
+      </w:r>
+      <w:r>
+        <w:rPr>
+          <w:lang w:val="en-NZ"/>
+        </w:rPr>
+        <w:t>: Debrief after Bryce’s meeting, adjusting priorities and figuring out new roles/</w:t>
+      </w:r>
+      <w:r>
+        <w:rPr>
+          <w:lang w:val="en-NZ"/>
+        </w:rPr>
+        <w:t>work to do</w:t>
+      </w:r>
+      <w:r>
+        <w:rPr>
+          <w:lang w:val="en-NZ"/>
+        </w:rPr>
+        <w:t>.</w:t>
       </w:r>
     </w:p>
     <w:p>
@@ -1605,6 +1654,24 @@
           <w:lang w:val="en-NZ"/>
         </w:rPr>
       </w:pPr>
+      <w:r>
+        <w:rPr>
+          <w:lang w:val="en-NZ"/>
+        </w:rPr>
+        <w:t>Monday 10-11: Meeting with Technical advisor Bryce</w:t>
+      </w:r>
+      <w:r>
+        <w:rPr>
+          <w:lang w:val="en-NZ"/>
+        </w:rPr>
+        <w:t>. We are behind the other teams and need to buckle down. Changed project manager.</w:t>
+      </w:r>
+      <w:r>
+        <w:rPr>
+          <w:lang w:val="en-NZ"/>
+        </w:rPr>
+        <w:t xml:space="preserve"> </w:t>
+      </w:r>
     </w:p>
     <w:sectPr>
       <w:pgSz w:w="11906" w:h="16838"/>

--- a/Weekly Logs/Dave/Week 7.docx
+++ b/Weekly Logs/Dave/Week 7.docx
@@ -1205,10 +1205,16 @@
           </w:tcPr>
           <w:p>
             <w:r>
-              <w:t>2</w:t>
-            </w:r>
-            <w:r>
-              <w:t>h 15m</w:t>
+              <w:t>3</w:t>
+            </w:r>
+            <w:r>
+              <w:t xml:space="preserve">h </w:t>
+            </w:r>
+            <w:r>
+              <w:t>4</w:t>
+            </w:r>
+            <w:r>
+              <w:t>5m</w:t>
             </w:r>
           </w:p>
         </w:tc>
@@ -1298,7 +1304,11 @@
           <w:tcPr>
             <w:tcW w:w="5063" w:type="dxa"/>
           </w:tcPr>
-          <w:p/>
+          <w:p>
+            <w:r>
+              <w:t>1</w:t>
+            </w:r>
+          </w:p>
         </w:tc>
       </w:tr>
       <w:tr>
@@ -1384,7 +1394,10 @@
           </w:tcPr>
           <w:p>
             <w:r>
-              <w:t>3</w:t>
+              <w:t>5</w:t>
+            </w:r>
+            <w:r>
+              <w:t>h 30m</w:t>
             </w:r>
           </w:p>
         </w:tc>
@@ -1472,7 +1485,19 @@
           </w:tcPr>
           <w:p>
             <w:r>
-              <w:t>6h15</w:t>
+              <w:t>1</w:t>
+            </w:r>
+            <w:r>
+              <w:t>1</w:t>
+            </w:r>
+            <w:r>
+              <w:t>h</w:t>
+            </w:r>
+            <w:r>
+              <w:t>1</w:t>
+            </w:r>
+            <w:r>
+              <w:t>5</w:t>
             </w:r>
           </w:p>
         </w:tc>
@@ -1595,6 +1620,37 @@
     <w:p>
       <w:pPr>
         <w:rPr>
+          <w:lang w:val="en-NZ"/>
+        </w:rPr>
+      </w:pPr>
+      <w:r>
+        <w:rPr>
+          <w:lang w:val="en-NZ"/>
+        </w:rPr>
+        <w:t>Tuesday 10-11:30am</w:t>
+      </w:r>
+      <w:r>
+        <w:rPr>
+          <w:lang w:val="en-NZ"/>
+        </w:rPr>
+        <w:t>. Discussed</w:t>
+      </w:r>
+      <w:r>
+        <w:rPr>
+          <w:lang w:val="en-NZ"/>
+        </w:rPr>
+        <w:t xml:space="preserve"> weekly logs, new roles now that I am no longer PM</w:t>
+      </w:r>
+      <w:r>
+        <w:rPr>
+          <w:lang w:val="en-NZ"/>
+        </w:rPr>
+        <w:t>, and who’s doing what on the proposal.</w:t>
+      </w:r>
+    </w:p>
+    <w:p>
+      <w:pPr>
+        <w:rPr>
           <w:b/>
           <w:bCs/>
           <w:lang w:val="en-NZ"/>
@@ -1664,7 +1720,19 @@
         <w:rPr>
           <w:lang w:val="en-NZ"/>
         </w:rPr>
-        <w:t>. We are behind the other teams and need to buckle down. Changed project manager.</w:t>
+        <w:t>. We are behind the other teams and need to buckle down. Changed project manager</w:t>
+      </w:r>
+      <w:r>
+        <w:rPr>
+          <w:lang w:val="en-NZ"/>
+        </w:rPr>
+        <w:t xml:space="preserve"> to Olivia</w:t>
+      </w:r>
+      <w:r>
+        <w:rPr>
+          <w:lang w:val="en-NZ"/>
+        </w:rPr>
+        <w:t>.</w:t>
       </w:r>
       <w:r>
         <w:rPr>
@@ -2312,7 +2380,6 @@
   <w:style w:type="character" w:default="1" w:styleId="DefaultParagraphFont">
     <w:name w:val="Default Paragraph Font"/>
     <w:uiPriority w:val="1"/>
-    <w:semiHidden/>
     <w:unhideWhenUsed/>
   </w:style>
   <w:style w:type="table" w:default="1" w:styleId="TableNormal">

--- a/Weekly Logs/Dave/Week 7.docx
+++ b/Weekly Logs/Dave/Week 7.docx
@@ -10,6 +10,7 @@
           <w:docPartUnique/>
         </w:docPartObj>
       </w:sdtPr>
+      <w:sdtEndPr/>
       <w:sdtContent>
         <w:p/>
         <w:p>
@@ -548,6 +549,7 @@
                                   <w:dataBinding w:prefixMappings="xmlns:ns0='http://purl.org/dc/elements/1.1/' xmlns:ns1='http://schemas.openxmlformats.org/package/2006/metadata/core-properties' " w:xpath="/ns1:coreProperties[1]/ns0:subject[1]" w:storeItemID="{6C3C8BC8-F283-45AE-878A-BAB7291924A1}"/>
                                   <w:text/>
                                 </w:sdtPr>
+                                <w:sdtEndPr/>
                                 <w:sdtContent>
                                   <w:p>
                                     <w:pPr>
@@ -595,6 +597,7 @@
                                   <w:dataBinding w:prefixMappings="xmlns:ns0='http://purl.org/dc/elements/1.1/' xmlns:ns1='http://schemas.openxmlformats.org/package/2006/metadata/core-properties' " w:xpath="/ns1:coreProperties[1]/ns0:creator[1]" w:storeItemID="{6C3C8BC8-F283-45AE-878A-BAB7291924A1}"/>
                                   <w:text/>
                                 </w:sdtPr>
+                                <w:sdtEndPr/>
                                 <w:sdtContent>
                                   <w:p>
                                     <w:pPr>
@@ -658,6 +661,7 @@
                             <w:dataBinding w:prefixMappings="xmlns:ns0='http://purl.org/dc/elements/1.1/' xmlns:ns1='http://schemas.openxmlformats.org/package/2006/metadata/core-properties' " w:xpath="/ns1:coreProperties[1]/ns0:subject[1]" w:storeItemID="{6C3C8BC8-F283-45AE-878A-BAB7291924A1}"/>
                             <w:text/>
                           </w:sdtPr>
+                          <w:sdtEndPr/>
                           <w:sdtContent>
                             <w:p>
                               <w:pPr>
@@ -705,6 +709,7 @@
                             <w:dataBinding w:prefixMappings="xmlns:ns0='http://purl.org/dc/elements/1.1/' xmlns:ns1='http://schemas.openxmlformats.org/package/2006/metadata/core-properties' " w:xpath="/ns1:coreProperties[1]/ns0:creator[1]" w:storeItemID="{6C3C8BC8-F283-45AE-878A-BAB7291924A1}"/>
                             <w:text/>
                           </w:sdtPr>
+                          <w:sdtEndPr/>
                           <w:sdtContent>
                             <w:p>
                               <w:pPr>
@@ -822,6 +827,7 @@
                                     <w:calendar w:val="gregorian"/>
                                   </w:date>
                                 </w:sdtPr>
+                                <w:sdtEndPr/>
                                 <w:sdtContent>
                                   <w:p>
                                     <w:pPr>
@@ -888,6 +894,7 @@
                               <w:calendar w:val="gregorian"/>
                             </w:date>
                           </w:sdtPr>
+                          <w:sdtEndPr/>
                           <w:sdtContent>
                             <w:p>
                               <w:pPr>
@@ -1274,7 +1281,7 @@
           </w:tcPr>
           <w:p>
             <w:r>
-              <w:t>1</w:t>
+              <w:t>2</w:t>
             </w:r>
           </w:p>
         </w:tc>
@@ -1394,10 +1401,10 @@
           </w:tcPr>
           <w:p>
             <w:r>
-              <w:t>5</w:t>
-            </w:r>
-            <w:r>
-              <w:t>h 30m</w:t>
+              <w:t>8</w:t>
+            </w:r>
+            <w:r>
+              <w:t>h 15m</w:t>
             </w:r>
           </w:p>
         </w:tc>
@@ -1488,16 +1495,10 @@
               <w:t>1</w:t>
             </w:r>
             <w:r>
-              <w:t>1</w:t>
+              <w:t>5</w:t>
             </w:r>
             <w:r>
               <w:t>h</w:t>
-            </w:r>
-            <w:r>
-              <w:t>1</w:t>
-            </w:r>
-            <w:r>
-              <w:t>5</w:t>
             </w:r>
           </w:p>
         </w:tc>
@@ -2380,6 +2381,7 @@
   <w:style w:type="character" w:default="1" w:styleId="DefaultParagraphFont">
     <w:name w:val="Default Paragraph Font"/>
     <w:uiPriority w:val="1"/>
+    <w:semiHidden/>
     <w:unhideWhenUsed/>
   </w:style>
   <w:style w:type="table" w:default="1" w:styleId="TableNormal">

--- a/Weekly Logs/Dave/Week 7.docx
+++ b/Weekly Logs/Dave/Week 7.docx
@@ -1281,7 +1281,10 @@
           </w:tcPr>
           <w:p>
             <w:r>
-              <w:t>2</w:t>
+              <w:t>5</w:t>
+            </w:r>
+            <w:r>
+              <w:t>h 15m</w:t>
             </w:r>
           </w:p>
         </w:tc>
@@ -1401,10 +1404,19 @@
           </w:tcPr>
           <w:p>
             <w:r>
-              <w:t>8</w:t>
-            </w:r>
-            <w:r>
-              <w:t>h 15m</w:t>
+              <w:t>1</w:t>
+            </w:r>
+            <w:r>
+              <w:t>2</w:t>
+            </w:r>
+            <w:r>
+              <w:t xml:space="preserve">h </w:t>
+            </w:r>
+            <w:r>
+              <w:t>30</w:t>
+            </w:r>
+            <w:r>
+              <w:t>m</w:t>
             </w:r>
           </w:p>
         </w:tc>
@@ -1492,13 +1504,7 @@
           </w:tcPr>
           <w:p>
             <w:r>
-              <w:t>1</w:t>
-            </w:r>
-            <w:r>
-              <w:t>5</w:t>
-            </w:r>
-            <w:r>
-              <w:t>h</w:t>
+              <w:t>22h 30m</w:t>
             </w:r>
           </w:p>
         </w:tc>
@@ -1652,57 +1658,51 @@
     <w:p>
       <w:pPr>
         <w:rPr>
-          <w:b/>
-          <w:bCs/>
           <w:lang w:val="en-NZ"/>
         </w:rPr>
       </w:pPr>
       <w:r>
         <w:rPr>
-          <w:b/>
-          <w:bCs/>
-          <w:lang w:val="en-NZ"/>
-        </w:rPr>
-        <w:t>Client meetings</w:t>
-      </w:r>
-      <w:r>
-        <w:rPr>
-          <w:b/>
-          <w:bCs/>
-          <w:lang w:val="en-NZ"/>
-        </w:rPr>
-        <w:t>:</w:t>
-      </w:r>
-      <w:r>
-        <w:rPr>
-          <w:b/>
-          <w:bCs/>
-          <w:lang w:val="en-NZ"/>
-        </w:rPr>
-        <w:t xml:space="preserve"> </w:t>
+          <w:lang w:val="en-NZ"/>
+        </w:rPr>
+        <w:t xml:space="preserve">Friday </w:t>
+      </w:r>
+      <w:r>
+        <w:rPr>
+          <w:lang w:val="en-NZ"/>
+        </w:rPr>
+        <w:t>12:15</w:t>
+      </w:r>
+      <w:r>
+        <w:rPr>
+          <w:lang w:val="en-NZ"/>
+        </w:rPr>
+        <w:t>- : Debrief after Bryce’s meeting.</w:t>
       </w:r>
     </w:p>
     <w:p>
       <w:pPr>
         <w:rPr>
-          <w:lang w:val="en-NZ"/>
-        </w:rPr>
-      </w:pPr>
-      <w:r>
-        <w:rPr>
           <w:b/>
           <w:bCs/>
           <w:lang w:val="en-NZ"/>
         </w:rPr>
-        <w:t>Advisor</w:t>
-      </w:r>
+      </w:pPr>
       <w:r>
         <w:rPr>
           <w:b/>
           <w:bCs/>
           <w:lang w:val="en-NZ"/>
         </w:rPr>
-        <w:t xml:space="preserve"> meetings: </w:t>
+        <w:t>Client meetings</w:t>
+      </w:r>
+      <w:r>
+        <w:rPr>
+          <w:b/>
+          <w:bCs/>
+          <w:lang w:val="en-NZ"/>
+        </w:rPr>
+        <w:t>:</w:t>
       </w:r>
     </w:p>
     <w:p>
@@ -1713,6 +1713,29 @@
       </w:pPr>
       <w:r>
         <w:rPr>
+          <w:b/>
+          <w:bCs/>
+          <w:lang w:val="en-NZ"/>
+        </w:rPr>
+        <w:t>Advisor</w:t>
+      </w:r>
+      <w:r>
+        <w:rPr>
+          <w:b/>
+          <w:bCs/>
+          <w:lang w:val="en-NZ"/>
+        </w:rPr>
+        <w:t xml:space="preserve"> meetings: </w:t>
+      </w:r>
+    </w:p>
+    <w:p>
+      <w:pPr>
+        <w:rPr>
+          <w:lang w:val="en-NZ"/>
+        </w:rPr>
+      </w:pPr>
+      <w:r>
+        <w:rPr>
           <w:lang w:val="en-NZ"/>
         </w:rPr>
         <w:t>Monday 10-11: Meeting with Technical advisor Bryce</w:t>
@@ -1740,6 +1763,75 @@
           <w:lang w:val="en-NZ"/>
         </w:rPr>
         <w:t xml:space="preserve"> </w:t>
+      </w:r>
+    </w:p>
+    <w:p>
+      <w:pPr>
+        <w:rPr>
+          <w:lang w:val="en-NZ"/>
+        </w:rPr>
+      </w:pPr>
+      <w:r>
+        <w:rPr>
+          <w:lang w:val="en-NZ"/>
+        </w:rPr>
+        <w:lastRenderedPageBreak/>
+        <w:t xml:space="preserve">Wed 11-12pm: With </w:t>
+      </w:r>
+      <w:r>
+        <w:rPr>
+          <w:lang w:val="en-NZ"/>
+        </w:rPr>
+        <w:t>Clement.</w:t>
+      </w:r>
+      <w:r>
+        <w:rPr>
+          <w:lang w:val="en-NZ"/>
+        </w:rPr>
+        <w:t xml:space="preserve"> See week 7 advisor meeting minutes</w:t>
+      </w:r>
+      <w:r>
+        <w:rPr>
+          <w:lang w:val="en-NZ"/>
+        </w:rPr>
+        <w:t>.</w:t>
+      </w:r>
+    </w:p>
+    <w:p>
+      <w:pPr>
+        <w:rPr>
+          <w:lang w:val="en-NZ"/>
+        </w:rPr>
+      </w:pPr>
+      <w:r>
+        <w:rPr>
+          <w:lang w:val="en-NZ"/>
+        </w:rPr>
+        <w:t>Friday 10am-12:15pm</w:t>
+      </w:r>
+      <w:r>
+        <w:rPr>
+          <w:lang w:val="en-NZ"/>
+        </w:rPr>
+        <w:t xml:space="preserve">: </w:t>
+      </w:r>
+      <w:r>
+        <w:rPr>
+          <w:lang w:val="en-NZ"/>
+        </w:rPr>
+        <w:t xml:space="preserve">Meeting with Technical advisor Bryce. </w:t>
+      </w:r>
+      <w:r>
+        <w:rPr>
+          <w:lang w:val="en-NZ"/>
+        </w:rPr>
+        <w:t>Going over the proposal</w:t>
+      </w:r>
+      <w:r>
+        <w:rPr>
+          <w:lang w:val="en-NZ"/>
+        </w:rPr>
+        <w:t>.</w:t>
       </w:r>
     </w:p>
     <w:sectPr>

--- a/Weekly Logs/Dave/Week 7.docx
+++ b/Weekly Logs/Dave/Week 7.docx
@@ -10,7 +10,6 @@
           <w:docPartUnique/>
         </w:docPartObj>
       </w:sdtPr>
-      <w:sdtEndPr/>
       <w:sdtContent>
         <w:p/>
         <w:p>
@@ -549,7 +548,6 @@
                                   <w:dataBinding w:prefixMappings="xmlns:ns0='http://purl.org/dc/elements/1.1/' xmlns:ns1='http://schemas.openxmlformats.org/package/2006/metadata/core-properties' " w:xpath="/ns1:coreProperties[1]/ns0:subject[1]" w:storeItemID="{6C3C8BC8-F283-45AE-878A-BAB7291924A1}"/>
                                   <w:text/>
                                 </w:sdtPr>
-                                <w:sdtEndPr/>
                                 <w:sdtContent>
                                   <w:p>
                                     <w:pPr>
@@ -597,7 +595,6 @@
                                   <w:dataBinding w:prefixMappings="xmlns:ns0='http://purl.org/dc/elements/1.1/' xmlns:ns1='http://schemas.openxmlformats.org/package/2006/metadata/core-properties' " w:xpath="/ns1:coreProperties[1]/ns0:creator[1]" w:storeItemID="{6C3C8BC8-F283-45AE-878A-BAB7291924A1}"/>
                                   <w:text/>
                                 </w:sdtPr>
-                                <w:sdtEndPr/>
                                 <w:sdtContent>
                                   <w:p>
                                     <w:pPr>
@@ -661,7 +658,6 @@
                             <w:dataBinding w:prefixMappings="xmlns:ns0='http://purl.org/dc/elements/1.1/' xmlns:ns1='http://schemas.openxmlformats.org/package/2006/metadata/core-properties' " w:xpath="/ns1:coreProperties[1]/ns0:subject[1]" w:storeItemID="{6C3C8BC8-F283-45AE-878A-BAB7291924A1}"/>
                             <w:text/>
                           </w:sdtPr>
-                          <w:sdtEndPr/>
                           <w:sdtContent>
                             <w:p>
                               <w:pPr>
@@ -709,7 +705,6 @@
                             <w:dataBinding w:prefixMappings="xmlns:ns0='http://purl.org/dc/elements/1.1/' xmlns:ns1='http://schemas.openxmlformats.org/package/2006/metadata/core-properties' " w:xpath="/ns1:coreProperties[1]/ns0:creator[1]" w:storeItemID="{6C3C8BC8-F283-45AE-878A-BAB7291924A1}"/>
                             <w:text/>
                           </w:sdtPr>
-                          <w:sdtEndPr/>
                           <w:sdtContent>
                             <w:p>
                               <w:pPr>
@@ -827,7 +822,6 @@
                                     <w:calendar w:val="gregorian"/>
                                   </w:date>
                                 </w:sdtPr>
-                                <w:sdtEndPr/>
                                 <w:sdtContent>
                                   <w:p>
                                     <w:pPr>
@@ -894,7 +888,6 @@
                               <w:calendar w:val="gregorian"/>
                             </w:date>
                           </w:sdtPr>
-                          <w:sdtEndPr/>
                           <w:sdtContent>
                             <w:p>
                               <w:pPr>
@@ -1212,16 +1205,16 @@
           </w:tcPr>
           <w:p>
             <w:r>
-              <w:t>3</w:t>
+              <w:t>5</w:t>
             </w:r>
             <w:r>
               <w:t xml:space="preserve">h </w:t>
             </w:r>
             <w:r>
-              <w:t>4</w:t>
-            </w:r>
-            <w:r>
-              <w:t>5m</w:t>
+              <w:t>30</w:t>
+            </w:r>
+            <w:r>
+              <w:t>m</w:t>
             </w:r>
           </w:p>
         </w:tc>
@@ -1316,7 +1309,16 @@
           </w:tcPr>
           <w:p>
             <w:r>
-              <w:t>1</w:t>
+              <w:t>3</w:t>
+            </w:r>
+            <w:r>
+              <w:t xml:space="preserve">h </w:t>
+            </w:r>
+            <w:r>
+              <w:t>05</w:t>
+            </w:r>
+            <w:r>
+              <w:t>m</w:t>
             </w:r>
           </w:p>
         </w:tc>
@@ -1374,7 +1376,11 @@
           <w:tcPr>
             <w:tcW w:w="5063" w:type="dxa"/>
           </w:tcPr>
-          <w:p/>
+          <w:p>
+            <w:r>
+              <w:t>15m</w:t>
+            </w:r>
+          </w:p>
         </w:tc>
       </w:tr>
       <w:tr>
@@ -1504,7 +1510,19 @@
           </w:tcPr>
           <w:p>
             <w:r>
-              <w:t>22h 30m</w:t>
+              <w:t>2</w:t>
+            </w:r>
+            <w:r>
+              <w:t>6</w:t>
+            </w:r>
+            <w:r>
+              <w:t xml:space="preserve">h </w:t>
+            </w:r>
+            <w:r>
+              <w:t>35</w:t>
+            </w:r>
+            <w:r>
+              <w:t>m</w:t>
             </w:r>
           </w:p>
         </w:tc>
@@ -1677,7 +1695,31 @@
         <w:rPr>
           <w:lang w:val="en-NZ"/>
         </w:rPr>
-        <w:t>- : Debrief after Bryce’s meeting.</w:t>
+        <w:t xml:space="preserve"> </w:t>
+      </w:r>
+      <w:r>
+        <w:rPr>
+          <w:lang w:val="en-NZ"/>
+        </w:rPr>
+        <w:t>-</w:t>
+      </w:r>
+      <w:r>
+        <w:rPr>
+          <w:lang w:val="en-NZ"/>
+        </w:rPr>
+        <w:t xml:space="preserve"> 2pm</w:t>
+      </w:r>
+      <w:r>
+        <w:rPr>
+          <w:lang w:val="en-NZ"/>
+        </w:rPr>
+        <w:t>: Debrief after Bryce’s meeting</w:t>
+      </w:r>
+      <w:r>
+        <w:rPr>
+          <w:lang w:val="en-NZ"/>
+        </w:rPr>
+        <w:t>, discussed interpretations and next steps.</w:t>
       </w:r>
     </w:p>
     <w:p>
@@ -1813,19 +1855,7 @@
         <w:rPr>
           <w:lang w:val="en-NZ"/>
         </w:rPr>
-        <w:t xml:space="preserve">: </w:t>
-      </w:r>
-      <w:r>
-        <w:rPr>
-          <w:lang w:val="en-NZ"/>
-        </w:rPr>
-        <w:t xml:space="preserve">Meeting with Technical advisor Bryce. </w:t>
-      </w:r>
-      <w:r>
-        <w:rPr>
-          <w:lang w:val="en-NZ"/>
-        </w:rPr>
-        <w:t>Going over the proposal</w:t>
+        <w:t>: Meeting with Technical advisor Bryce. Going over the proposal</w:t>
       </w:r>
       <w:r>
         <w:rPr>

--- a/Weekly Logs/Dave/Week 7.docx
+++ b/Weekly Logs/Dave/Week 7.docx
@@ -10,6 +10,7 @@
           <w:docPartUnique/>
         </w:docPartObj>
       </w:sdtPr>
+      <w:sdtEndPr/>
       <w:sdtContent>
         <w:p/>
         <w:p>
@@ -548,6 +549,7 @@
                                   <w:dataBinding w:prefixMappings="xmlns:ns0='http://purl.org/dc/elements/1.1/' xmlns:ns1='http://schemas.openxmlformats.org/package/2006/metadata/core-properties' " w:xpath="/ns1:coreProperties[1]/ns0:subject[1]" w:storeItemID="{6C3C8BC8-F283-45AE-878A-BAB7291924A1}"/>
                                   <w:text/>
                                 </w:sdtPr>
+                                <w:sdtEndPr/>
                                 <w:sdtContent>
                                   <w:p>
                                     <w:pPr>
@@ -595,6 +597,7 @@
                                   <w:dataBinding w:prefixMappings="xmlns:ns0='http://purl.org/dc/elements/1.1/' xmlns:ns1='http://schemas.openxmlformats.org/package/2006/metadata/core-properties' " w:xpath="/ns1:coreProperties[1]/ns0:creator[1]" w:storeItemID="{6C3C8BC8-F283-45AE-878A-BAB7291924A1}"/>
                                   <w:text/>
                                 </w:sdtPr>
+                                <w:sdtEndPr/>
                                 <w:sdtContent>
                                   <w:p>
                                     <w:pPr>
@@ -658,6 +661,7 @@
                             <w:dataBinding w:prefixMappings="xmlns:ns0='http://purl.org/dc/elements/1.1/' xmlns:ns1='http://schemas.openxmlformats.org/package/2006/metadata/core-properties' " w:xpath="/ns1:coreProperties[1]/ns0:subject[1]" w:storeItemID="{6C3C8BC8-F283-45AE-878A-BAB7291924A1}"/>
                             <w:text/>
                           </w:sdtPr>
+                          <w:sdtEndPr/>
                           <w:sdtContent>
                             <w:p>
                               <w:pPr>
@@ -705,6 +709,7 @@
                             <w:dataBinding w:prefixMappings="xmlns:ns0='http://purl.org/dc/elements/1.1/' xmlns:ns1='http://schemas.openxmlformats.org/package/2006/metadata/core-properties' " w:xpath="/ns1:coreProperties[1]/ns0:creator[1]" w:storeItemID="{6C3C8BC8-F283-45AE-878A-BAB7291924A1}"/>
                             <w:text/>
                           </w:sdtPr>
+                          <w:sdtEndPr/>
                           <w:sdtContent>
                             <w:p>
                               <w:pPr>
@@ -822,6 +827,7 @@
                                     <w:calendar w:val="gregorian"/>
                                   </w:date>
                                 </w:sdtPr>
+                                <w:sdtEndPr/>
                                 <w:sdtContent>
                                   <w:p>
                                     <w:pPr>
@@ -888,6 +894,7 @@
                               <w:calendar w:val="gregorian"/>
                             </w:date>
                           </w:sdtPr>
+                          <w:sdtEndPr/>
                           <w:sdtContent>
                             <w:p>
                               <w:pPr>
@@ -1309,16 +1316,7 @@
           </w:tcPr>
           <w:p>
             <w:r>
-              <w:t>3</w:t>
-            </w:r>
-            <w:r>
-              <w:t xml:space="preserve">h </w:t>
-            </w:r>
-            <w:r>
-              <w:t>05</w:t>
-            </w:r>
-            <w:r>
-              <w:t>m</w:t>
+              <w:t>5h 10m</w:t>
             </w:r>
           </w:p>
         </w:tc>
@@ -1452,7 +1450,11 @@
           <w:tcPr>
             <w:tcW w:w="5063" w:type="dxa"/>
           </w:tcPr>
-          <w:p/>
+          <w:p>
+            <w:r>
+              <w:t>1</w:t>
+            </w:r>
+          </w:p>
         </w:tc>
       </w:tr>
       <w:tr>
@@ -1513,16 +1515,10 @@
               <w:t>2</w:t>
             </w:r>
             <w:r>
-              <w:t>6</w:t>
-            </w:r>
-            <w:r>
-              <w:t xml:space="preserve">h </w:t>
-            </w:r>
-            <w:r>
-              <w:t>35</w:t>
-            </w:r>
-            <w:r>
-              <w:t>m</w:t>
+              <w:t>9</w:t>
+            </w:r>
+            <w:r>
+              <w:t>h 40m</w:t>
             </w:r>
           </w:p>
         </w:tc>
@@ -1559,7 +1555,17 @@
           <w:tcPr>
             <w:tcW w:w="5063" w:type="dxa"/>
           </w:tcPr>
-          <w:p/>
+          <w:p>
+            <w:r>
+              <w:t>12</w:t>
+            </w:r>
+            <w:r>
+              <w:t>1</w:t>
+            </w:r>
+            <w:r>
+              <w:t>h 10m</w:t>
+            </w:r>
+          </w:p>
         </w:tc>
       </w:tr>
     </w:tbl>

--- a/Weekly Logs/Dave/Week 7.docx
+++ b/Weekly Logs/Dave/Week 7.docx
@@ -10,7 +10,6 @@
           <w:docPartUnique/>
         </w:docPartObj>
       </w:sdtPr>
-      <w:sdtEndPr/>
       <w:sdtContent>
         <w:p/>
         <w:p>
@@ -549,7 +548,6 @@
                                   <w:dataBinding w:prefixMappings="xmlns:ns0='http://purl.org/dc/elements/1.1/' xmlns:ns1='http://schemas.openxmlformats.org/package/2006/metadata/core-properties' " w:xpath="/ns1:coreProperties[1]/ns0:subject[1]" w:storeItemID="{6C3C8BC8-F283-45AE-878A-BAB7291924A1}"/>
                                   <w:text/>
                                 </w:sdtPr>
-                                <w:sdtEndPr/>
                                 <w:sdtContent>
                                   <w:p>
                                     <w:pPr>
@@ -597,7 +595,6 @@
                                   <w:dataBinding w:prefixMappings="xmlns:ns0='http://purl.org/dc/elements/1.1/' xmlns:ns1='http://schemas.openxmlformats.org/package/2006/metadata/core-properties' " w:xpath="/ns1:coreProperties[1]/ns0:creator[1]" w:storeItemID="{6C3C8BC8-F283-45AE-878A-BAB7291924A1}"/>
                                   <w:text/>
                                 </w:sdtPr>
-                                <w:sdtEndPr/>
                                 <w:sdtContent>
                                   <w:p>
                                     <w:pPr>
@@ -827,7 +824,6 @@
                                     <w:calendar w:val="gregorian"/>
                                   </w:date>
                                 </w:sdtPr>
-                                <w:sdtEndPr/>
                                 <w:sdtContent>
                                   <w:p>
                                     <w:pPr>
@@ -1281,7 +1277,7 @@
           </w:tcPr>
           <w:p>
             <w:r>
-              <w:t>5</w:t>
+              <w:t>4</w:t>
             </w:r>
             <w:r>
               <w:t>h 15m</w:t>
@@ -1515,7 +1511,7 @@
               <w:t>2</w:t>
             </w:r>
             <w:r>
-              <w:t>9</w:t>
+              <w:t>8</w:t>
             </w:r>
             <w:r>
               <w:t>h 40m</w:t>
@@ -3301,10 +3297,22 @@
 </CoverPageProperties>
 </file>
 
+<file path=customXml/item2.xml><?xml version="1.0" encoding="utf-8"?>
+<b:Sources xmlns:b="http://schemas.openxmlformats.org/officeDocument/2006/bibliography" xmlns="http://schemas.openxmlformats.org/officeDocument/2006/bibliography" SelectedStyle="\APASixthEditionOfficeOnline.xsl" StyleName="APA" Version="6"/>
+</file>
+
 <file path=customXml/itemProps1.xml><?xml version="1.0" encoding="utf-8"?>
 <ds:datastoreItem xmlns:ds="http://schemas.openxmlformats.org/officeDocument/2006/customXml" ds:itemID="{55AF091B-3C7A-41E3-B477-F2FDAA23CFDA}">
   <ds:schemaRefs>
     <ds:schemaRef ds:uri="http://schemas.microsoft.com/office/2006/coverPageProps"/>
   </ds:schemaRefs>
 </ds:datastoreItem>
+</file>
+
+<file path=customXml/itemProps2.xml><?xml version="1.0" encoding="utf-8"?>
+<ds:datastoreItem xmlns:ds="http://schemas.openxmlformats.org/officeDocument/2006/customXml" ds:itemID="{47D65D85-3DA8-4A11-9AA1-573F31D6D870}">
+  <ds:schemaRefs>
+    <ds:schemaRef ds:uri="http://schemas.openxmlformats.org/officeDocument/2006/bibliography"/>
+  </ds:schemaRefs>
+</ds:datastoreItem>
 </file>
--- a/Weekly Logs/Dave/Week 7.docx
+++ b/Weekly Logs/Dave/Week 7.docx
@@ -10,6 +10,7 @@
           <w:docPartUnique/>
         </w:docPartObj>
       </w:sdtPr>
+      <w:sdtEndPr/>
       <w:sdtContent>
         <w:p/>
         <w:p>
@@ -548,6 +549,7 @@
                                   <w:dataBinding w:prefixMappings="xmlns:ns0='http://purl.org/dc/elements/1.1/' xmlns:ns1='http://schemas.openxmlformats.org/package/2006/metadata/core-properties' " w:xpath="/ns1:coreProperties[1]/ns0:subject[1]" w:storeItemID="{6C3C8BC8-F283-45AE-878A-BAB7291924A1}"/>
                                   <w:text/>
                                 </w:sdtPr>
+                                <w:sdtEndPr/>
                                 <w:sdtContent>
                                   <w:p>
                                     <w:pPr>
@@ -595,6 +597,7 @@
                                   <w:dataBinding w:prefixMappings="xmlns:ns0='http://purl.org/dc/elements/1.1/' xmlns:ns1='http://schemas.openxmlformats.org/package/2006/metadata/core-properties' " w:xpath="/ns1:coreProperties[1]/ns0:creator[1]" w:storeItemID="{6C3C8BC8-F283-45AE-878A-BAB7291924A1}"/>
                                   <w:text/>
                                 </w:sdtPr>
+                                <w:sdtEndPr/>
                                 <w:sdtContent>
                                   <w:p>
                                     <w:pPr>
@@ -824,6 +827,7 @@
                                     <w:calendar w:val="gregorian"/>
                                   </w:date>
                                 </w:sdtPr>
+                                <w:sdtEndPr/>
                                 <w:sdtContent>
                                   <w:p>
                                     <w:pPr>
@@ -1727,26 +1731,24 @@
     <w:p>
       <w:pPr>
         <w:rPr>
+          <w:lang w:val="en-NZ"/>
+        </w:rPr>
+      </w:pPr>
+      <w:r>
+        <w:rPr>
           <w:b/>
           <w:bCs/>
           <w:lang w:val="en-NZ"/>
         </w:rPr>
-      </w:pPr>
+        <w:t>Advisor</w:t>
+      </w:r>
       <w:r>
         <w:rPr>
           <w:b/>
           <w:bCs/>
           <w:lang w:val="en-NZ"/>
         </w:rPr>
-        <w:t>Client meetings</w:t>
-      </w:r>
-      <w:r>
-        <w:rPr>
-          <w:b/>
-          <w:bCs/>
-          <w:lang w:val="en-NZ"/>
-        </w:rPr>
-        <w:t>:</w:t>
+        <w:t xml:space="preserve"> meetings: </w:t>
       </w:r>
     </w:p>
     <w:p>
@@ -1757,19 +1759,33 @@
       </w:pPr>
       <w:r>
         <w:rPr>
-          <w:b/>
-          <w:bCs/>
-          <w:lang w:val="en-NZ"/>
-        </w:rPr>
-        <w:t>Advisor</w:t>
-      </w:r>
-      <w:r>
-        <w:rPr>
-          <w:b/>
-          <w:bCs/>
-          <w:lang w:val="en-NZ"/>
-        </w:rPr>
-        <w:t xml:space="preserve"> meetings: </w:t>
+          <w:lang w:val="en-NZ"/>
+        </w:rPr>
+        <w:t>Monday 10-11: Meeting with Technical advisor Bryce</w:t>
+      </w:r>
+      <w:r>
+        <w:rPr>
+          <w:lang w:val="en-NZ"/>
+        </w:rPr>
+        <w:t>. We are behind the other teams and need to buckle down. Changed project manager</w:t>
+      </w:r>
+      <w:r>
+        <w:rPr>
+          <w:lang w:val="en-NZ"/>
+        </w:rPr>
+        <w:t xml:space="preserve"> to Olivia</w:t>
+      </w:r>
+      <w:r>
+        <w:rPr>
+          <w:lang w:val="en-NZ"/>
+        </w:rPr>
+        <w:t>.</w:t>
+      </w:r>
+      <w:r>
+        <w:rPr>
+          <w:lang w:val="en-NZ"/>
+        </w:rPr>
+        <w:t xml:space="preserve"> </w:t>
       </w:r>
     </w:p>
     <w:p>
@@ -1782,31 +1798,25 @@
         <w:rPr>
           <w:lang w:val="en-NZ"/>
         </w:rPr>
-        <w:t>Monday 10-11: Meeting with Technical advisor Bryce</w:t>
-      </w:r>
-      <w:r>
-        <w:rPr>
-          <w:lang w:val="en-NZ"/>
-        </w:rPr>
-        <w:t>. We are behind the other teams and need to buckle down. Changed project manager</w:t>
-      </w:r>
-      <w:r>
-        <w:rPr>
-          <w:lang w:val="en-NZ"/>
-        </w:rPr>
-        <w:t xml:space="preserve"> to Olivia</w:t>
+        <w:t xml:space="preserve">Wed 11-12pm: With </w:t>
+      </w:r>
+      <w:r>
+        <w:rPr>
+          <w:lang w:val="en-NZ"/>
+        </w:rPr>
+        <w:t>Clement.</w:t>
+      </w:r>
+      <w:r>
+        <w:rPr>
+          <w:lang w:val="en-NZ"/>
+        </w:rPr>
+        <w:t xml:space="preserve"> See week 7 advisor meeting minutes</w:t>
       </w:r>
       <w:r>
         <w:rPr>
           <w:lang w:val="en-NZ"/>
         </w:rPr>
         <w:t>.</w:t>
-      </w:r>
-      <w:r>
-        <w:rPr>
-          <w:lang w:val="en-NZ"/>
-        </w:rPr>
-        <w:t xml:space="preserve"> </w:t>
       </w:r>
     </w:p>
     <w:p>
@@ -1820,19 +1830,13 @@
           <w:lang w:val="en-NZ"/>
         </w:rPr>
         <w:lastRenderedPageBreak/>
-        <w:t xml:space="preserve">Wed 11-12pm: With </w:t>
-      </w:r>
-      <w:r>
-        <w:rPr>
-          <w:lang w:val="en-NZ"/>
-        </w:rPr>
-        <w:t>Clement.</w:t>
-      </w:r>
-      <w:r>
-        <w:rPr>
-          <w:lang w:val="en-NZ"/>
-        </w:rPr>
-        <w:t xml:space="preserve"> See week 7 advisor meeting minutes</w:t>
+        <w:t>Friday 10am-12:15pm</w:t>
+      </w:r>
+      <w:r>
+        <w:rPr>
+          <w:lang w:val="en-NZ"/>
+        </w:rPr>
+        <w:t>: Meeting with Technical advisor Bryce. Going over the proposal</w:t>
       </w:r>
       <w:r>
         <w:rPr>
@@ -1844,20 +1848,73 @@
     <w:p>
       <w:pPr>
         <w:rPr>
+          <w:b/>
+          <w:bCs/>
           <w:lang w:val="en-NZ"/>
         </w:rPr>
       </w:pPr>
       <w:r>
         <w:rPr>
-          <w:lang w:val="en-NZ"/>
-        </w:rPr>
-        <w:t>Friday 10am-12:15pm</w:t>
-      </w:r>
-      <w:r>
-        <w:rPr>
-          <w:lang w:val="en-NZ"/>
-        </w:rPr>
-        <w:t>: Meeting with Technical advisor Bryce. Going over the proposal</w:t>
+          <w:b/>
+          <w:bCs/>
+          <w:lang w:val="en-NZ"/>
+        </w:rPr>
+        <w:t>Documentation</w:t>
+      </w:r>
+    </w:p>
+    <w:p>
+      <w:pPr>
+        <w:rPr>
+          <w:lang w:val="en-NZ"/>
+        </w:rPr>
+      </w:pPr>
+      <w:r>
+        <w:rPr>
+          <w:lang w:val="en-NZ"/>
+        </w:rPr>
+        <w:t>Revising the proposal</w:t>
+      </w:r>
+      <w:r>
+        <w:rPr>
+          <w:lang w:val="en-NZ"/>
+        </w:rPr>
+        <w:t xml:space="preserve"> as per Dr Dax’s feedback and Dr Bryce’s advice.</w:t>
+      </w:r>
+    </w:p>
+    <w:p>
+      <w:pPr>
+        <w:rPr>
+          <w:b/>
+          <w:bCs/>
+          <w:lang w:val="en-NZ"/>
+        </w:rPr>
+      </w:pPr>
+      <w:r>
+        <w:rPr>
+          <w:b/>
+          <w:bCs/>
+          <w:lang w:val="en-NZ"/>
+        </w:rPr>
+        <w:t>Testing</w:t>
+      </w:r>
+    </w:p>
+    <w:p>
+      <w:pPr>
+        <w:rPr>
+          <w:lang w:val="en-NZ"/>
+        </w:rPr>
+      </w:pPr>
+      <w:r>
+        <w:rPr>
+          <w:lang w:val="en-NZ"/>
+        </w:rPr>
+        <w:t xml:space="preserve">Attempting to connect to the remote machine, but </w:t>
+      </w:r>
+      <w:r>
+        <w:rPr>
+          <w:lang w:val="en-NZ"/>
+        </w:rPr>
+        <w:t>required an admin to reset my password, as the last time I had used the VPN was in 2021</w:t>
       </w:r>
       <w:r>
         <w:rPr>
